--- a/word_reports/LP_0102_위치_711_Carpenters_The Singles 19.docx
+++ b/word_reports/LP_0102_위치_711_Carpenters_The Singles 19.docx
@@ -4,7 +4,7 @@
   <w:body>
     <w:p>
       <w:pPr>
-        <w:spacing w:after="280"/>
+        <w:spacing w:after="80"/>
       </w:pPr>
       <w:r>
         <w:rPr w:rFonts="맑은 고딕">
@@ -13,94 +13,47 @@
           <w:color w:val="1E3A8A"/>
           <w:sz w:val="30"/>
         </w:rPr>
-        <w:t>[711] Carpenters - The Singles 1969-1973</w:t>
+        <w:t>Carpenters (카펜터스) - The Singles 1969-1973</w:t>
       </w:r>
     </w:p>
     <w:p>
       <w:pPr>
-        <w:spacing w:after="320"/>
+        <w:spacing w:after="240"/>
       </w:pPr>
       <w:r>
         <w:rPr w:rFonts="맑은 고딕">
           <w:rFonts w:ascii="맑은 고딕" w:hAnsi="맑은 고딕" w:eastAsia="맑은 고딕"/>
           <w:b/>
-          <w:sz w:val="20"/>
+          <w:color w:val="4B5563"/>
+          <w:sz w:val="22"/>
         </w:rPr>
-        <w:t>■ 위치 : 711</w:t>
-        <w:br/>
-      </w:r>
-      <w:r>
-        <w:rPr w:rFonts="맑은 고딕">
-          <w:rFonts w:ascii="맑은 고딕" w:hAnsi="맑은 고딕" w:eastAsia="맑은 고딕"/>
-          <w:b/>
-          <w:sz w:val="20"/>
-        </w:rPr>
-        <w:t>■ 아티스트 : Carpenters</w:t>
-        <w:br/>
-      </w:r>
-      <w:r>
-        <w:rPr w:rFonts="맑은 고딕">
-          <w:rFonts w:ascii="맑은 고딕" w:hAnsi="맑은 고딕" w:eastAsia="맑은 고딕"/>
-          <w:b/>
-          <w:sz w:val="20"/>
-        </w:rPr>
-        <w:t>■ 앨범명 : The Singles 1969-1973</w:t>
-        <w:br/>
-      </w:r>
-      <w:r>
-        <w:rPr w:rFonts="맑은 고딕">
-          <w:rFonts w:ascii="맑은 고딕" w:hAnsi="맑은 고딕" w:eastAsia="맑은 고딕"/>
-          <w:b w:val="0"/>
-          <w:sz w:val="20"/>
-        </w:rPr>
-        <w:t>■ 음반 레이블 : A&amp;M Records</w:t>
-        <w:br/>
-      </w:r>
-      <w:r>
-        <w:rPr w:rFonts="맑은 고딕">
-          <w:rFonts w:ascii="맑은 고딕" w:hAnsi="맑은 고딕" w:eastAsia="맑은 고딕"/>
-          <w:b w:val="0"/>
-          <w:sz w:val="20"/>
-        </w:rPr>
-        <w:t>■ 발매년도 : 1973</w:t>
-        <w:br/>
-      </w:r>
-      <w:r>
-        <w:rPr w:rFonts="맑은 고딕">
-          <w:rFonts w:ascii="맑은 고딕" w:hAnsi="맑은 고딕" w:eastAsia="맑은 고딕"/>
-          <w:b w:val="0"/>
-          <w:sz w:val="20"/>
-        </w:rPr>
-        <w:t>■ 장르 : 소프트 록 (Soft Rock), 스탠다드 팝 (Standard Pop)</w:t>
-        <w:br/>
-      </w:r>
-      <w:r>
-        <w:rPr w:rFonts="맑은 고딕">
-          <w:rFonts w:ascii="맑은 고딕" w:hAnsi="맑은 고딕" w:eastAsia="맑은 고딕"/>
-          <w:b w:val="0"/>
-          <w:sz w:val="20"/>
-        </w:rPr>
-        <w:t>■ 주요 수록곡 : 1. (They Long to Be) Close to You</w:t>
-        <w:br/>
+        <w:t>위치 :  711</w:t>
       </w:r>
     </w:p>
     <w:p>
       <w:pPr>
-        <w:spacing w:after="160"/>
+        <w:spacing w:line="324" w:lineRule="auto" w:before="80" w:after="160"/>
       </w:pPr>
       <w:r>
         <w:rPr w:rFonts="맑은 고딕">
           <w:rFonts w:ascii="맑은 고딕" w:hAnsi="맑은 고딕" w:eastAsia="맑은 고딕"/>
           <w:b/>
           <w:color w:val="1F2937"/>
-          <w:sz w:val="24"/>
+          <w:sz w:val="22"/>
         </w:rPr>
-        <w:t>■ 음반 해설 및 감상 가이드</w:t>
+        <w:t xml:space="preserve">[음반 소개] </w:t>
+      </w:r>
+      <w:r>
+        <w:rPr w:rFonts="맑은 고딕">
+          <w:rFonts w:ascii="맑은 고딕" w:hAnsi="맑은 고딕" w:eastAsia="맑은 고딕"/>
+          <w:b w:val="0"/>
+          <w:sz w:val="21"/>
+        </w:rPr>
       </w:r>
     </w:p>
     <w:p>
       <w:pPr>
-        <w:spacing w:line="312" w:lineRule="auto" w:after="120"/>
+        <w:spacing w:line="324" w:lineRule="auto" w:after="120"/>
       </w:pPr>
       <w:r>
         <w:rPr w:rFonts="맑은 고딕">
@@ -108,38 +61,516 @@
           <w:b w:val="0"/>
           <w:sz w:val="21"/>
         </w:rPr>
-        <w:t>카펜터스(Carpenters)의 《The Singles 1969-1973》은 리차드 카펜터(Richard Carpenter)와 카렌 카펜터(Karen Carpenter) 남매가 팝 음악사에 남긴 가장 찬란한 유산을 집대성한 베스트 음반입니다. 1970년대 초반, 사이케델릭 록과 하드 록이 주류를 이루던 음악계에서 이들이 제시한 정갈하고 다정한 멜로디는 대중의 지친 마음을 완벽히 매료시켰습니다. 발매 직후 빌보드 앨범 차트 정상에 오르며 멀티 플래티넘을 기록한 이 음반은, 단순한 히트곡 모음집을 넘어 시대의 감성을 규정짓는 클래식 팝의 정점으로 평가받습니다.</w:t>
+        <w:t>1970년대 초반, 세상의 소란스러움을 일순간에 정화하듯 내려앉은 카렌 카펜터의 음색은 팝 음악사에 길이 남을 가장 투명하고 애틋한 서정의 극치였습니다. 오빠 리처드 카펜터의 정교하고 우아한 오케스트레이션 편곡과 카렌의 벨벳 같은 저음이 직조해 낸 이 음반은, 황금기 카펜터스의 찬란한 정수를 온전히 갈무리한 불멸의 명반입니다. 턴테이블의 바늘이 소리골을 스치는 순간 피어오르는 따스한 선율들은 지나간 시절에 대한 그리움을 일깨우며 듣는 이의 심연을 한없이 보듬어줍니다.</w:t>
       </w:r>
     </w:p>
     <w:p>
       <w:pPr>
-        <w:spacing w:line="312" w:lineRule="auto" w:after="120"/>
+        <w:spacing w:line="324" w:lineRule="auto" w:before="200" w:after="80"/>
       </w:pPr>
+      <w:r>
+        <w:rPr w:rFonts="맑은 고딕">
+          <w:rFonts w:ascii="맑은 고딕" w:hAnsi="맑은 고딕" w:eastAsia="맑은 고딕"/>
+          <w:b/>
+          <w:color w:val="1E3A8A"/>
+          <w:sz w:val="24"/>
+        </w:rPr>
+        <w:t>1. 음반 데이터</w:t>
+      </w:r>
+    </w:p>
+    <w:p>
+      <w:pPr>
+        <w:spacing w:line="324" w:lineRule="auto" w:after="80"/>
+      </w:pPr>
+      <w:r>
+        <w:rPr w:rFonts="맑은 고딕">
+          <w:rFonts w:ascii="맑은 고딕" w:hAnsi="맑은 고딕" w:eastAsia="맑은 고딕"/>
+          <w:b w:val="0"/>
+          <w:color w:val="6B7280"/>
+          <w:sz w:val="21"/>
+        </w:rPr>
+        <w:t xml:space="preserve">· </w:t>
+      </w:r>
+      <w:r>
+        <w:rPr w:rFonts="맑은 고딕">
+          <w:rFonts w:ascii="맑은 고딕" w:hAnsi="맑은 고딕" w:eastAsia="맑은 고딕"/>
+          <w:b/>
+          <w:color w:val="1F2937"/>
+          <w:sz w:val="21"/>
+        </w:rPr>
+        <w:t xml:space="preserve">앨범명: </w:t>
+      </w:r>
       <w:r>
         <w:rPr w:rFonts="맑은 고딕">
           <w:rFonts w:ascii="맑은 고딕" w:hAnsi="맑은 고딕" w:eastAsia="맑은 고딕"/>
           <w:b w:val="0"/>
           <w:sz w:val="21"/>
         </w:rPr>
-        <w:t>이 음반의 음악적 본질은 카렌 카펜터의 독보적인 보컬 음색과 리차드 카펜터의 천재적인 편곡 기법에 있습니다. 카렌의 보컬은 따스하고 깊은 알토 톤으로, 화려한 기교 없이도 듣는 이의 깊은 내면에 다가가는 친밀함과 탁월한 감정 전달력을 자랑합니다. 여기에 리차드는 섬세한 현악 오케스트레이션과 풍성한 백코러스 레이어링을 결합하여 정교하고도 유려한 '카펜터스 사운드'를 완성했습니다. 특히 본 앨범을 위해 일부 트랙을 새롭게 녹음하고 곡과 곡 사이를 매끄럽게 오버랩시키는 등 앨범 전체의 유기적인 흐름에 공을 들였습니다.</w:t>
+        <w:t>The Singles 1969-1973</w:t>
       </w:r>
     </w:p>
     <w:p>
       <w:pPr>
-        <w:spacing w:line="312" w:lineRule="auto" w:after="120"/>
+        <w:spacing w:line="324" w:lineRule="auto" w:after="80"/>
       </w:pPr>
+      <w:r>
+        <w:rPr w:rFonts="맑은 고딕">
+          <w:rFonts w:ascii="맑은 고딕" w:hAnsi="맑은 고딕" w:eastAsia="맑은 고딕"/>
+          <w:b w:val="0"/>
+          <w:color w:val="6B7280"/>
+          <w:sz w:val="21"/>
+        </w:rPr>
+        <w:t xml:space="preserve">· </w:t>
+      </w:r>
+      <w:r>
+        <w:rPr w:rFonts="맑은 고딕">
+          <w:rFonts w:ascii="맑은 고딕" w:hAnsi="맑은 고딕" w:eastAsia="맑은 고딕"/>
+          <w:b/>
+          <w:color w:val="1F2937"/>
+          <w:sz w:val="21"/>
+        </w:rPr>
+        <w:t xml:space="preserve">아티스트: </w:t>
+      </w:r>
       <w:r>
         <w:rPr w:rFonts="맑은 고딕">
           <w:rFonts w:ascii="맑은 고딕" w:hAnsi="맑은 고딕" w:eastAsia="맑은 고딕"/>
           <w:b w:val="0"/>
           <w:sz w:val="21"/>
         </w:rPr>
-        <w:t>수록곡들은 팝 역사상 가장 아름다운 멜로디의 향연을 보여줍니다. 카펜터스를 세계적인 스타덤에 올린 버트 백캐랙 작곡의 "(They Long to Be) Close to You"를 시작으로, 아날로그 시절 라디오에 대한 그리움을 시적으로 담아낸 "Yesterday Once More", 벅찬 희망과 사랑을 노래하는 "Top of the World", 그리고 카렌의 우수가 어린 깊은 음영이 돋보이는 "Superstar"에 이르기까지 단 한 곡도 놓칠 수 없는 명곡들로 채워져 있습니다. 세월이 흘러도 빛 바래지 않는 이 단아한 미학은 아날로그 LP 음반이 선사하는 최상의 청각적 호사를 선사할 것입니다.</w:t>
+        <w:t>Carpenters (카펜터스)</w:t>
+      </w:r>
+    </w:p>
+    <w:p>
+      <w:pPr>
+        <w:spacing w:line="324" w:lineRule="auto" w:after="80"/>
+      </w:pPr>
+      <w:r>
+        <w:rPr w:rFonts="맑은 고딕">
+          <w:rFonts w:ascii="맑은 고딕" w:hAnsi="맑은 고딕" w:eastAsia="맑은 고딕"/>
+          <w:b w:val="0"/>
+          <w:color w:val="6B7280"/>
+          <w:sz w:val="21"/>
+        </w:rPr>
+        <w:t xml:space="preserve">· </w:t>
+      </w:r>
+      <w:r>
+        <w:rPr w:rFonts="맑은 고딕">
+          <w:rFonts w:ascii="맑은 고딕" w:hAnsi="맑은 고딕" w:eastAsia="맑은 고딕"/>
+          <w:b/>
+          <w:color w:val="1F2937"/>
+          <w:sz w:val="21"/>
+        </w:rPr>
+        <w:t xml:space="preserve">발매 정보: </w:t>
+      </w:r>
+      <w:r>
+        <w:rPr w:rFonts="맑은 고딕">
+          <w:rFonts w:ascii="맑은 고딕" w:hAnsi="맑은 고딕" w:eastAsia="맑은 고딕"/>
+          <w:b w:val="0"/>
+          <w:sz w:val="21"/>
+        </w:rPr>
+        <w:t>1973년 11월 A&amp;M 레코드사를 통해 발매된 카펜터스 최초의 공식 베스트 컴필레이션 앨범입니다. 1969년 데뷔 이래 빌보드 정상을 수놓았던 초기 걸작 싱글들을 리처드 카펜터가 직접 새롭게 리믹스하고 매끄러운 곡간 연결(segue)을 더해, 단순한 모음집을 넘어 하나의 완결된 교향악적 서사로 재탄생시킨 기념비적 역작입니다.</w:t>
+      </w:r>
+    </w:p>
+    <w:p>
+      <w:pPr>
+        <w:spacing w:line="324" w:lineRule="auto" w:after="80"/>
+      </w:pPr>
+      <w:r>
+        <w:rPr w:rFonts="맑은 고딕">
+          <w:rFonts w:ascii="맑은 고딕" w:hAnsi="맑은 고딕" w:eastAsia="맑은 고딕"/>
+          <w:b w:val="0"/>
+          <w:color w:val="6B7280"/>
+          <w:sz w:val="21"/>
+        </w:rPr>
+        <w:t xml:space="preserve">· </w:t>
+      </w:r>
+      <w:r>
+        <w:rPr w:rFonts="맑은 고딕">
+          <w:rFonts w:ascii="맑은 고딕" w:hAnsi="맑은 고딕" w:eastAsia="맑은 고딕"/>
+          <w:b/>
+          <w:color w:val="1F2937"/>
+          <w:sz w:val="21"/>
+        </w:rPr>
+        <w:t xml:space="preserve">LP 인기도(판매량): </w:t>
+      </w:r>
+      <w:r>
+        <w:rPr w:rFonts="맑은 고딕">
+          <w:rFonts w:ascii="맑은 고딕" w:hAnsi="맑은 고딕" w:eastAsia="맑은 고딕"/>
+          <w:b w:val="0"/>
+          <w:sz w:val="21"/>
+        </w:rPr>
+        <w:t>발매 직후 미국 빌보드 200 앨범 차트 1위를 기록하고 전 세계적으로 수천만 장의 판매고를 올렸으며, 특히 영국 오피셜 앨범 차트에서는 비연속 17주간 정상을 차지하는 전무후무한 대기록을 세웠습니다. 미국 음반산업협회(RIAA)로부터 7× 플래티넘(700만 장 이상) 인증을 받으며 70년대 가장 찬란하게 빛난 베스트 앨범 중 하나로 공인받았습니다.</w:t>
+      </w:r>
+    </w:p>
+    <w:p>
+      <w:pPr>
+        <w:spacing w:line="324" w:lineRule="auto" w:after="80"/>
+      </w:pPr>
+      <w:r>
+        <w:rPr w:rFonts="맑은 고딕">
+          <w:rFonts w:ascii="맑은 고딕" w:hAnsi="맑은 고딕" w:eastAsia="맑은 고딕"/>
+          <w:b w:val="0"/>
+          <w:color w:val="6B7280"/>
+          <w:sz w:val="21"/>
+        </w:rPr>
+        <w:t xml:space="preserve">· </w:t>
+      </w:r>
+      <w:r>
+        <w:rPr w:rFonts="맑은 고딕">
+          <w:rFonts w:ascii="맑은 고딕" w:hAnsi="맑은 고딕" w:eastAsia="맑은 고딕"/>
+          <w:b/>
+          <w:color w:val="1F2937"/>
+          <w:sz w:val="21"/>
+        </w:rPr>
+        <w:t xml:space="preserve">각종 수상경력: </w:t>
+      </w:r>
+      <w:r>
+        <w:rPr w:rFonts="맑은 고딕">
+          <w:rFonts w:ascii="맑은 고딕" w:hAnsi="맑은 고딕" w:eastAsia="맑은 고딕"/>
+          <w:b w:val="0"/>
+          <w:sz w:val="21"/>
+        </w:rPr>
+        <w:t>수록곡들로 그래미 어워드 ‘최우수 신인상’과 ‘최우수 팝 듀오/그룹 보컬 퍼포먼스’를 석권한 바 있으며, 이 앨범은 롤링 스톤 선정 ‘역대 위대한 앨범 500선’에 등재되는 등 음악 평단과 대중 모두에게 영원한 팝 클래식으로서의 권위를 확고히 인정받았습니다.</w:t>
+      </w:r>
+    </w:p>
+    <w:p>
+      <w:pPr>
+        <w:spacing w:line="324" w:lineRule="auto" w:before="200" w:after="80"/>
+      </w:pPr>
+      <w:r>
+        <w:rPr w:rFonts="맑은 고딕">
+          <w:rFonts w:ascii="맑은 고딕" w:hAnsi="맑은 고딕" w:eastAsia="맑은 고딕"/>
+          <w:b/>
+          <w:color w:val="1E3A8A"/>
+          <w:sz w:val="24"/>
+        </w:rPr>
+        <w:t>2. 아티스트 정보</w:t>
+      </w:r>
+    </w:p>
+    <w:p>
+      <w:pPr>
+        <w:spacing w:line="324" w:lineRule="auto" w:after="80"/>
+      </w:pPr>
+      <w:r>
+        <w:rPr w:rFonts="맑은 고딕">
+          <w:rFonts w:ascii="맑은 고딕" w:hAnsi="맑은 고딕" w:eastAsia="맑은 고딕"/>
+          <w:b w:val="0"/>
+          <w:color w:val="6B7280"/>
+          <w:sz w:val="21"/>
+        </w:rPr>
+        <w:t xml:space="preserve">· </w:t>
+      </w:r>
+      <w:r>
+        <w:rPr w:rFonts="맑은 고딕">
+          <w:rFonts w:ascii="맑은 고딕" w:hAnsi="맑은 고딕" w:eastAsia="맑은 고딕"/>
+          <w:b/>
+          <w:color w:val="1F2937"/>
+          <w:sz w:val="21"/>
+        </w:rPr>
+        <w:t xml:space="preserve">국적: </w:t>
+      </w:r>
+      <w:r>
+        <w:rPr w:rFonts="맑은 고딕">
+          <w:rFonts w:ascii="맑은 고딕" w:hAnsi="맑은 고딕" w:eastAsia="맑은 고딕"/>
+          <w:b w:val="0"/>
+          <w:sz w:val="21"/>
+        </w:rPr>
+        <w:t>미국</w:t>
+      </w:r>
+    </w:p>
+    <w:p>
+      <w:pPr>
+        <w:spacing w:line="324" w:lineRule="auto" w:after="80"/>
+      </w:pPr>
+      <w:r>
+        <w:rPr w:rFonts="맑은 고딕">
+          <w:rFonts w:ascii="맑은 고딕" w:hAnsi="맑은 고딕" w:eastAsia="맑은 고딕"/>
+          <w:b w:val="0"/>
+          <w:color w:val="6B7280"/>
+          <w:sz w:val="21"/>
+        </w:rPr>
+        <w:t xml:space="preserve">· </w:t>
+      </w:r>
+      <w:r>
+        <w:rPr w:rFonts="맑은 고딕">
+          <w:rFonts w:ascii="맑은 고딕" w:hAnsi="맑은 고딕" w:eastAsia="맑은 고딕"/>
+          <w:b/>
+          <w:color w:val="1F2937"/>
+          <w:sz w:val="21"/>
+        </w:rPr>
+        <w:t xml:space="preserve">생몰년도: </w:t>
+      </w:r>
+      <w:r>
+        <w:rPr w:rFonts="맑은 고딕">
+          <w:rFonts w:ascii="맑은 고딕" w:hAnsi="맑은 고딕" w:eastAsia="맑은 고딕"/>
+          <w:b w:val="0"/>
+          <w:sz w:val="21"/>
+        </w:rPr>
+        <w:t>카렌 카펜터(Karen Carpenter, 1950 ~ 1983) / 리처드 카펜터(Richard Carpenter, 1946 ~ 현재) (결성: 1969년)</w:t>
+      </w:r>
+    </w:p>
+    <w:p>
+      <w:pPr>
+        <w:spacing w:line="324" w:lineRule="auto" w:after="80"/>
+      </w:pPr>
+      <w:r>
+        <w:rPr w:rFonts="맑은 고딕">
+          <w:rFonts w:ascii="맑은 고딕" w:hAnsi="맑은 고딕" w:eastAsia="맑은 고딕"/>
+          <w:b w:val="0"/>
+          <w:color w:val="6B7280"/>
+          <w:sz w:val="21"/>
+        </w:rPr>
+        <w:t xml:space="preserve">· </w:t>
+      </w:r>
+      <w:r>
+        <w:rPr w:rFonts="맑은 고딕">
+          <w:rFonts w:ascii="맑은 고딕" w:hAnsi="맑은 고딕" w:eastAsia="맑은 고딕"/>
+          <w:b/>
+          <w:color w:val="1F2937"/>
+          <w:sz w:val="21"/>
+        </w:rPr>
+        <w:t xml:space="preserve">그룹 소속: </w:t>
+      </w:r>
+      <w:r>
+        <w:rPr w:rFonts="맑은 고딕">
+          <w:rFonts w:ascii="맑은 고딕" w:hAnsi="맑은 고딕" w:eastAsia="맑은 고딕"/>
+          <w:b w:val="0"/>
+          <w:sz w:val="21"/>
+        </w:rPr>
+        <w:t>남매 듀오 (카펜터스)</w:t>
+      </w:r>
+    </w:p>
+    <w:p>
+      <w:pPr>
+        <w:spacing w:line="324" w:lineRule="auto" w:after="80"/>
+      </w:pPr>
+      <w:r>
+        <w:rPr w:rFonts="맑은 고딕">
+          <w:rFonts w:ascii="맑은 고딕" w:hAnsi="맑은 고딕" w:eastAsia="맑은 고딕"/>
+          <w:b w:val="0"/>
+          <w:color w:val="6B7280"/>
+          <w:sz w:val="21"/>
+        </w:rPr>
+        <w:t xml:space="preserve">· </w:t>
+      </w:r>
+      <w:r>
+        <w:rPr w:rFonts="맑은 고딕">
+          <w:rFonts w:ascii="맑은 고딕" w:hAnsi="맑은 고딕" w:eastAsia="맑은 고딕"/>
+          <w:b/>
+          <w:color w:val="1F2937"/>
+          <w:sz w:val="21"/>
+        </w:rPr>
+        <w:t xml:space="preserve">아티스트 소개: </w:t>
+      </w:r>
+      <w:r>
+        <w:rPr w:rFonts="맑은 고딕">
+          <w:rFonts w:ascii="맑은 고딕" w:hAnsi="맑은 고딕" w:eastAsia="맑은 고딕"/>
+          <w:b w:val="0"/>
+          <w:sz w:val="21"/>
+        </w:rPr>
+        <w:t>카펜터스는 리처드 카펜터의 천재적인 편곡·프로듀싱 감각과 카렌 카펜터의 독보적인 콘트랄토(Contralto) 음색이 결합된 팝 역사상 가장 고귀한 듀오입니다. 하드 록과 사이키델릭 사운드가 범람하던 격동의 1970년대에 순수하고 무결한 멜로디와 완벽한 화음의 소프티 팝(Soft Pop) 미학을 구축하며 영미 팝의 새로운 지평을 열었습니다.</w:t>
+      </w:r>
+    </w:p>
+    <w:p>
+      <w:pPr>
+        <w:spacing w:line="324" w:lineRule="auto" w:before="200" w:after="80"/>
+      </w:pPr>
+      <w:r>
+        <w:rPr w:rFonts="맑은 고딕">
+          <w:rFonts w:ascii="맑은 고딕" w:hAnsi="맑은 고딕" w:eastAsia="맑은 고딕"/>
+          <w:b/>
+          <w:color w:val="1E3A8A"/>
+          <w:sz w:val="24"/>
+        </w:rPr>
+        <w:t>3. 음반 상세 분석</w:t>
+      </w:r>
+    </w:p>
+    <w:p>
+      <w:pPr>
+        <w:spacing w:line="324" w:lineRule="auto" w:after="80"/>
+      </w:pPr>
+      <w:r>
+        <w:rPr w:rFonts="맑은 고딕">
+          <w:rFonts w:ascii="맑은 고딕" w:hAnsi="맑은 고딕" w:eastAsia="맑은 고딕"/>
+          <w:b w:val="0"/>
+          <w:color w:val="6B7280"/>
+          <w:sz w:val="21"/>
+        </w:rPr>
+        <w:t xml:space="preserve">· </w:t>
+      </w:r>
+      <w:r>
+        <w:rPr w:rFonts="맑은 고딕">
+          <w:rFonts w:ascii="맑은 고딕" w:hAnsi="맑은 고딕" w:eastAsia="맑은 고딕"/>
+          <w:b/>
+          <w:color w:val="1F2937"/>
+          <w:sz w:val="21"/>
+        </w:rPr>
+        <w:t xml:space="preserve">역사적 위치: </w:t>
+      </w:r>
+      <w:r>
+        <w:rPr w:rFonts="맑은 고딕">
+          <w:rFonts w:ascii="맑은 고딕" w:hAnsi="맑은 고딕" w:eastAsia="맑은 고딕"/>
+          <w:b w:val="0"/>
+          <w:sz w:val="21"/>
+        </w:rPr>
+        <w:t>본 작은 팝 역사상 '베스트 음반도 하나의 독립된 예술 작품이 될 수 있다'는 명제를 완벽하게 증명한 앨범입니다. 기존 싱글 트랙들을 기계적으로 나열하는 관행에서 벗어나 보컬 트랙의 재녹음과 세밀한 오케스트레이션 덧칠을 감행함으로써, 전성기 카펜터스의 음악 세계를 압축된 파노라마 형태로 조망하게 만든 최고의 스탠더드 팝 전범(典範)입니다.</w:t>
+      </w:r>
+    </w:p>
+    <w:p>
+      <w:pPr>
+        <w:spacing w:line="324" w:lineRule="auto" w:after="80"/>
+      </w:pPr>
+      <w:r>
+        <w:rPr w:rFonts="맑은 고딕">
+          <w:rFonts w:ascii="맑은 고딕" w:hAnsi="맑은 고딕" w:eastAsia="맑은 고딕"/>
+          <w:b w:val="0"/>
+          <w:color w:val="6B7280"/>
+          <w:sz w:val="21"/>
+        </w:rPr>
+        <w:t xml:space="preserve">· </w:t>
+      </w:r>
+      <w:r>
+        <w:rPr w:rFonts="맑은 고딕">
+          <w:rFonts w:ascii="맑은 고딕" w:hAnsi="맑은 고딕" w:eastAsia="맑은 고딕"/>
+          <w:b/>
+          <w:color w:val="1F2937"/>
+          <w:sz w:val="21"/>
+        </w:rPr>
+        <w:t xml:space="preserve">시대의 흔적(스토리텔링): </w:t>
+      </w:r>
+      <w:r>
+        <w:rPr w:rFonts="맑은 고딕">
+          <w:rFonts w:ascii="맑은 고딕" w:hAnsi="맑은 고딕" w:eastAsia="맑은 고딕"/>
+          <w:b w:val="0"/>
+          <w:sz w:val="21"/>
+        </w:rPr>
+        <w:t>베트남 전쟁과 사회적 혼란으로 지쳐 있던 1970년대 초, 대중에게 카펜터스의 음악은 상처 입은 영혼을 어루만져 주는 가장 따스한 안식처였습니다. 라디오에서 흘러나오는 카렌의 목소리는 라디오 세대 청춘들에게는 풋풋한 사랑의 설렘이자 지나간 순수를 환기하는 서정시였으며, 시대의 우수를 걷어내는 가장 포근한 위로의 숨결이었습니다.</w:t>
+      </w:r>
+    </w:p>
+    <w:p>
+      <w:pPr>
+        <w:spacing w:line="324" w:lineRule="auto" w:before="200" w:after="80"/>
+      </w:pPr>
+      <w:r>
+        <w:rPr w:rFonts="맑은 고딕">
+          <w:rFonts w:ascii="맑은 고딕" w:hAnsi="맑은 고딕" w:eastAsia="맑은 고딕"/>
+          <w:b/>
+          <w:color w:val="1E3A8A"/>
+          <w:sz w:val="24"/>
+        </w:rPr>
+        <w:t>4. 주요 수록곡 및 감상 제언</w:t>
+      </w:r>
+    </w:p>
+    <w:p>
+      <w:pPr>
+        <w:spacing w:line="324" w:lineRule="auto" w:after="80"/>
+      </w:pPr>
+      <w:r>
+        <w:rPr w:rFonts="맑은 고딕">
+          <w:rFonts w:ascii="맑은 고딕" w:hAnsi="맑은 고딕" w:eastAsia="맑은 고딕"/>
+          <w:b w:val="0"/>
+          <w:color w:val="6B7280"/>
+          <w:sz w:val="21"/>
+        </w:rPr>
+        <w:t xml:space="preserve">· </w:t>
+      </w:r>
+      <w:r>
+        <w:rPr w:rFonts="맑은 고딕">
+          <w:rFonts w:ascii="맑은 고딕" w:hAnsi="맑은 고딕" w:eastAsia="맑은 고딕"/>
+          <w:b/>
+          <w:color w:val="1F2937"/>
+          <w:sz w:val="21"/>
+        </w:rPr>
+        <w:t xml:space="preserve">주요 수록곡 특징: </w:t>
+      </w:r>
+      <w:r>
+        <w:rPr w:rFonts="맑은 고딕">
+          <w:rFonts w:ascii="맑은 고딕" w:hAnsi="맑은 고딕" w:eastAsia="맑은 고딕"/>
+          <w:b w:val="0"/>
+          <w:sz w:val="21"/>
+        </w:rPr>
+        <w:t>듀오의 찬란한 서막을 알린 감미로운 발라드 ‘(They Long to Be) Close to You’, 영원한 결혼 축가이자 서정미의 극치인 ‘We've Only Just Begun’, 레온 러셀의 원곡을 비장미 넘치는 슬픔으로 재해석한 ‘Superstar’, 비 오는 날의 쓸쓸한 고독을 그린 ‘Rainy Days and Mondays’, 그리고 지난날의 라디오 음악을 향한 애수를 경쾌하게 담아낸 불후의 명곡 ‘Yesterday Once More’에 이르기까지, 모든 트랙이 황홀한 멜로디 라인과 깊은 서정성을 발산합니다.</w:t>
+      </w:r>
+    </w:p>
+    <w:p>
+      <w:pPr>
+        <w:spacing w:line="324" w:lineRule="auto" w:after="80"/>
+      </w:pPr>
+      <w:r>
+        <w:rPr w:rFonts="맑은 고딕">
+          <w:rFonts w:ascii="맑은 고딕" w:hAnsi="맑은 고딕" w:eastAsia="맑은 고딕"/>
+          <w:b w:val="0"/>
+          <w:color w:val="6B7280"/>
+          <w:sz w:val="21"/>
+        </w:rPr>
+        <w:t xml:space="preserve">· </w:t>
+      </w:r>
+      <w:r>
+        <w:rPr w:rFonts="맑은 고딕">
+          <w:rFonts w:ascii="맑은 고딕" w:hAnsi="맑은 고딕" w:eastAsia="맑은 고딕"/>
+          <w:b/>
+          <w:color w:val="1F2937"/>
+          <w:sz w:val="21"/>
+        </w:rPr>
+        <w:t xml:space="preserve">빈티지 감상 제언: </w:t>
+      </w:r>
+      <w:r>
+        <w:rPr w:rFonts="맑은 고딕">
+          <w:rFonts w:ascii="맑은 고딕" w:hAnsi="맑은 고딕" w:eastAsia="맑은 고딕"/>
+          <w:b w:val="0"/>
+          <w:sz w:val="21"/>
+        </w:rPr>
+        <w:t>LP의 그루브를 타는 카트리지가 카렌 카펜터의 숨결과 미세한 바이브레이션을 긁어낼 때 전해지는 질감은 디지털 음원이 흉내 낼 수 없는 깊은 온기를 품고 있습니다. 따뜻한 배음을 구현하는 진공관 앰프에 빈티지 스피커를 매칭하여 감상한다면, 카렌의 중저음 보컬이 지닌 벨벳 같은 두께감과 리처드가 직조한 풍성한 관현악의 공간감이 리스닝 룸 전체를 감싸 안는 경이로운 체험을 할 수 있습니다.</w:t>
+      </w:r>
+    </w:p>
+    <w:p>
+      <w:pPr>
+        <w:spacing w:line="324" w:lineRule="auto" w:after="80"/>
+      </w:pPr>
+      <w:r>
+        <w:rPr w:rFonts="맑은 고딕">
+          <w:rFonts w:ascii="맑은 고딕" w:hAnsi="맑은 고딕" w:eastAsia="맑은 고딕"/>
+          <w:b w:val="0"/>
+          <w:color w:val="6B7280"/>
+          <w:sz w:val="21"/>
+        </w:rPr>
+        <w:t xml:space="preserve">· </w:t>
+      </w:r>
+      <w:r>
+        <w:rPr w:rFonts="맑은 고딕">
+          <w:rFonts w:ascii="맑은 고딕" w:hAnsi="맑은 고딕" w:eastAsia="맑은 고딕"/>
+          <w:b/>
+          <w:color w:val="1F2937"/>
+          <w:sz w:val="21"/>
+        </w:rPr>
+        <w:t xml:space="preserve">소장 가치: </w:t>
+      </w:r>
+      <w:r>
+        <w:rPr w:rFonts="맑은 고딕">
+          <w:rFonts w:ascii="맑은 고딕" w:hAnsi="맑은 고딕" w:eastAsia="맑은 고딕"/>
+          <w:b w:val="0"/>
+          <w:sz w:val="21"/>
+        </w:rPr>
+        <w:t>전 세계 팝 애호가들의 필청반이자 아날로그 사운드의 진수를 고스란히 담아낸 게이트폴드 사양의 LP로서, 70년대 팝 음악의 황금기를 대변하는 역사적 소장품입니다. 카렌 카펜터의 천상적인 목소리가 깃든 이 오리지널 레코드는 세월이 흘러도 변치 않는 영원한 예술적 가치와 아날로그적 낭만을 소장자에게 선사합니다.</w:t>
+      </w:r>
+    </w:p>
+    <w:p>
+      <w:pPr>
+        <w:spacing w:line="324" w:lineRule="auto" w:after="120" w:before="160"/>
+      </w:pPr>
+      <w:r>
+        <w:rPr w:rFonts="맑은 고딕">
+          <w:rFonts w:ascii="맑은 고딕" w:hAnsi="맑은 고딕" w:eastAsia="맑은 고딕"/>
+          <w:b/>
+          <w:color w:val="4338CA"/>
+          <w:sz w:val="21"/>
+        </w:rPr>
+        <w:t>이 음반을 통해 아날로그 바늘 끝에서 피어오르는 카렌 카펜터의 따스한 숨결과 리처드의 찬란한 선율이 전해주는 감동을 다시 한번 경험해 보시는 것은 어떨까요?</w:t>
       </w:r>
     </w:p>
     <w:sectPr>
       <w:pgSz w:w="12240" w:h="15840"/>
-      <w:pgMar w:top="1440" w:right="1440" w:bottom="1440" w:left="1440" w:header="720" w:footer="720" w:gutter="0"/>
+      <w:pgMar w:top="1152" w:right="1296" w:bottom="1152" w:left="1296" w:header="720" w:footer="720" w:gutter="0"/>
       <w:cols w:space="720"/>
       <w:docGrid w:linePitch="360"/>
     </w:sectPr>

--- a/word_reports/LP_0102_위치_711_Carpenters_The Singles 19.docx
+++ b/word_reports/LP_0102_위치_711_Carpenters_The Singles 19.docx
@@ -32,7 +32,7 @@
     </w:p>
     <w:p>
       <w:pPr>
-        <w:spacing w:line="324" w:lineRule="auto" w:before="80" w:after="160"/>
+        <w:spacing w:line="324" w:lineRule="auto" w:before="80" w:after="120"/>
       </w:pPr>
       <w:r>
         <w:rPr w:rFonts="맑은 고딕">
@@ -42,13 +42,6 @@
           <w:sz w:val="22"/>
         </w:rPr>
         <w:t xml:space="preserve">[음반 소개] </w:t>
-      </w:r>
-      <w:r>
-        <w:rPr w:rFonts="맑은 고딕">
-          <w:rFonts w:ascii="맑은 고딕" w:hAnsi="맑은 고딕" w:eastAsia="맑은 고딕"/>
-          <w:b w:val="0"/>
-          <w:sz w:val="21"/>
-        </w:rPr>
       </w:r>
     </w:p>
     <w:p>
@@ -61,7 +54,33 @@
           <w:b w:val="0"/>
           <w:sz w:val="21"/>
         </w:rPr>
-        <w:t>1970년대 초반, 세상의 소란스러움을 일순간에 정화하듯 내려앉은 카렌 카펜터의 음색은 팝 음악사에 길이 남을 가장 투명하고 애틋한 서정의 극치였습니다. 오빠 리처드 카펜터의 정교하고 우아한 오케스트레이션 편곡과 카렌의 벨벳 같은 저음이 직조해 낸 이 음반은, 황금기 카펜터스의 찬란한 정수를 온전히 갈무리한 불멸의 명반입니다. 턴테이블의 바늘이 소리골을 스치는 순간 피어오르는 따스한 선율들은 지나간 시절에 대한 그리움을 일깨우며 듣는 이의 심연을 한없이 보듬어줍니다.</w:t>
+        <w:t>1960년대 말과 1970년대 초는 록 음악의 격렬한 분출과 사이키델릭의 혼돈, 그리고 베트남 전쟁의 불안이 교차하던 혼란의 시기였습니다. 이 거친 파도 한가운데서 카펜터스(Carpenters)의 등장은 대중음악계에 불어온 한 줄기 청량하고 순수한 구원의 바람과도 같았습니다. 리차드 카펜터의 유려하고도 정교한 편곡 미학, 그리고 여동생 카렌 카펜터가 지닌 신이 내린 콘트랄토 음색은 당대의 반항적 외침에 지쳐 있던 전 세계 리스너들의 영혼을 따스하게 감싸 안았습니다. 그들이 전하고자 했던 것은 복잡한 정치적 구호가 아닌, 인간 본연의 고독과 풋풋한 사랑, 그리고 세월이 흘러도 바래지 않는 멜로디의 숭고한 아름다움이었습니다.</w:t>
+      </w:r>
+    </w:p>
+    <w:p>
+      <w:pPr>
+        <w:spacing w:line="324" w:lineRule="auto" w:after="120"/>
+      </w:pPr>
+      <w:r>
+        <w:rPr w:rFonts="맑은 고딕">
+          <w:rFonts w:ascii="맑은 고딕" w:hAnsi="맑은 고딕" w:eastAsia="맑은 고딕"/>
+          <w:b w:val="0"/>
+          <w:sz w:val="21"/>
+        </w:rPr>
+        <w:t>1973년 겨울에 세상의 빛을 본 《The Singles 1969-1973》은 단순한 상업적 베스트 앨범의 범주를 아득히 뛰어넘습니다. 리차드 카펜터는 기존의 히트곡들을 단순히 나열하는 안이한 방식을 거부하고, 일부 보컬과 악기 트랙을 재녹음하거나 매끄러운 오케스트레이션 연결부(Seguing)를 덧입히며 앨범 전체를 하나의 유기적인 교향시처럼 재창조해 냈습니다. 이 음반은 데뷔 이래 단 5년 만에 팝 음악의 정상에 오른 남매 듀오의 예술적 황금기를 집대성한 정점이자, 가장 완벽한 팝 프로덕션이 무엇인가를 증명해 보인 바로크 팝/소프트 록의 금자탑입니다.</w:t>
+      </w:r>
+    </w:p>
+    <w:p>
+      <w:pPr>
+        <w:spacing w:line="324" w:lineRule="auto" w:after="120"/>
+      </w:pPr>
+      <w:r>
+        <w:rPr w:rFonts="맑은 고딕">
+          <w:rFonts w:ascii="맑은 고딕" w:hAnsi="맑은 고딕" w:eastAsia="맑은 고딕"/>
+          <w:b w:val="0"/>
+          <w:sz w:val="21"/>
+        </w:rPr>
+        <w:t>무엇보다 이 음반의 중심에는 카렌 카펜터의 불멸의 목소리가 살아 숨 쉬고 있습니다. 기교를 배제한 채 깊은 심연에서 건져 올린 듯한 그녀의 중저음은 맑고 영롱하면서도, 어딘가 가슴 시린 멜랑콜리를 짙게 드리우고 있습니다. 훗날 그녀가 맞이한 비극적인 생의 결말은 이 음반에 수록된 낭만적인 노랫말들에 더욱 애절하고 숭고한 페이소스를 덧입힙니다. 반세기의 시간이 흐른 오늘날에도 턴테이블 위에서 회전하는 이 음반의 소리골은, 소란스러운 현대 사회를 살아가는 우리에게 영원히 빛바래지 않을 서정적 안식처를 내어줍니다.</w:t>
       </w:r>
     </w:p>
     <w:p>
@@ -168,7 +187,7 @@
           <w:b w:val="0"/>
           <w:sz w:val="21"/>
         </w:rPr>
-        <w:t>1973년 11월 A&amp;M 레코드사를 통해 발매된 카펜터스 최초의 공식 베스트 컴필레이션 앨범입니다. 1969년 데뷔 이래 빌보드 정상을 수놓았던 초기 걸작 싱글들을 리처드 카펜터가 직접 새롭게 리믹스하고 매끄러운 곡간 연결(segue)을 더해, 단순한 모음집을 넘어 하나의 완결된 교향악적 서사로 재탄생시킨 기념비적 역작입니다.</w:t>
+        <w:t>1973년 11월 A&amp;M Records를 통해 발매된 공식 첫 베스트 음반. 리차드 카펜터가 전 곡의 믹싱과 보컬 트랙, 악기 세션을 새롭게 다듬고 유기적으로 재배치하여 독자적인 예술 작품으로 완성해 낸 기념비적 앨범.</w:t>
       </w:r>
     </w:p>
     <w:p>
@@ -199,7 +218,7 @@
           <w:b w:val="0"/>
           <w:sz w:val="21"/>
         </w:rPr>
-        <w:t>발매 직후 미국 빌보드 200 앨범 차트 1위를 기록하고 전 세계적으로 수천만 장의 판매고를 올렸으며, 특히 영국 오피셜 앨범 차트에서는 비연속 17주간 정상을 차지하는 전무후무한 대기록을 세웠습니다. 미국 음반산업협회(RIAA)로부터 7× 플래티넘(700만 장 이상) 인증을 받으며 70년대 가장 찬란하게 빛난 베스트 앨범 중 하나로 공인받았습니다.</w:t>
+        <w:t>발매와 동시에 미국 빌보드 200 차트 1위 및 영국 앨범 차트 1위를 석권. 미국 내에서만 700만 장 이상의 판매고를 올리며 RIAA 7× 플래티넘을 기록, 전 세계적으로 수천만 장이 판매된 1970년대 최고의 베스트셀러 LP 중 하나.</w:t>
       </w:r>
     </w:p>
     <w:p>
@@ -230,7 +249,7 @@
           <w:b w:val="0"/>
           <w:sz w:val="21"/>
         </w:rPr>
-        <w:t>수록곡들로 그래미 어워드 ‘최우수 신인상’과 ‘최우수 팝 듀오/그룹 보컬 퍼포먼스’를 석권한 바 있으며, 이 앨범은 롤링 스톤 선정 ‘역대 위대한 앨범 500선’에 등재되는 등 음악 평단과 대중 모두에게 영원한 팝 클래식으로서의 권위를 확고히 인정받았습니다.</w:t>
+        <w:t>그래미 어워드 ‘최우수 신인상’ 및 ‘최우수 팝 듀오/그룹 보컬 퍼포먼스상’에 빛나는 이들의 최전성기 정수가 담긴 음반으로, 롤링 스톤지 등 유수 음악 매체에서 팝 역사상 가장 완벽한 컴필레이션 앨범 중 하나로 공인받음.</w:t>
       </w:r>
     </w:p>
     <w:p>
@@ -275,7 +294,7 @@
           <w:b w:val="0"/>
           <w:sz w:val="21"/>
         </w:rPr>
-        <w:t>미국</w:t>
+        <w:t>미국 (United States)</w:t>
       </w:r>
     </w:p>
     <w:p>
@@ -306,7 +325,7 @@
           <w:b w:val="0"/>
           <w:sz w:val="21"/>
         </w:rPr>
-        <w:t>카렌 카펜터(Karen Carpenter, 1950 ~ 1983) / 리처드 카펜터(Richard Carpenter, 1946 ~ 현재) (결성: 1969년)</w:t>
+        <w:t>결성 1969년 ~ 1983년 (카렌 카펜터: 1950년 3월 2일 ~ 1983년 2월 4일 / 리차드 카펜터: 1946년 10월 15일 ~ 현재)</w:t>
       </w:r>
     </w:p>
     <w:p>
@@ -337,7 +356,7 @@
           <w:b w:val="0"/>
           <w:sz w:val="21"/>
         </w:rPr>
-        <w:t>남매 듀오 (카펜터스)</w:t>
+        <w:t>팝 / 소프트 록 남매 듀오</w:t>
       </w:r>
     </w:p>
     <w:p>
@@ -368,7 +387,7 @@
           <w:b w:val="0"/>
           <w:sz w:val="21"/>
         </w:rPr>
-        <w:t>카펜터스는 리처드 카펜터의 천재적인 편곡·프로듀싱 감각과 카렌 카펜터의 독보적인 콘트랄토(Contralto) 음색이 결합된 팝 역사상 가장 고귀한 듀오입니다. 하드 록과 사이키델릭 사운드가 범람하던 격동의 1970년대에 순수하고 무결한 멜로디와 완벽한 화음의 소프티 팝(Soft Pop) 미학을 구축하며 영미 팝의 새로운 지평을 열었습니다.</w:t>
+        <w:t>카렌 카펜터의 독보적인 콘트랄토 보컬과 리차드 카펜터의 탁월한 작·편곡 능력이 빚어낸 팝 역사상 가장 위대한 남매 듀오입니다. 록 음악의 전성기 속에서도 정교한 오케스트레이션과 티 없이 맑은 보컬 하모니를 결합하여 대중음악의 품격을 클래식의 경지로 끌어올렸다는 찬사를 받습니다.</w:t>
       </w:r>
     </w:p>
     <w:p>
@@ -413,7 +432,7 @@
           <w:b w:val="0"/>
           <w:sz w:val="21"/>
         </w:rPr>
-        <w:t>본 작은 팝 역사상 '베스트 음반도 하나의 독립된 예술 작품이 될 수 있다'는 명제를 완벽하게 증명한 앨범입니다. 기존 싱글 트랙들을 기계적으로 나열하는 관행에서 벗어나 보컬 트랙의 재녹음과 세밀한 오케스트레이션 덧칠을 감행함으로써, 전성기 카펜터스의 음악 세계를 압축된 파노라마 형태로 조망하게 만든 최고의 스탠더드 팝 전범(典範)입니다.</w:t>
+        <w:t>1970년대 소프트 록 및 이지 리스닝 장르의 절대적인 마스터피스입니다. 단순한 히트곡 모음집이 아닌 완벽한 트랙 간의 연계와 섬세한 음향적 재가공을 거침으로써, '베스트 앨범'이라는 형식을 하나의 독자적인 콘셉트 앨범 수준으로 격상시킨 팝 음반사의 중요한 이정표입니다.</w:t>
       </w:r>
     </w:p>
     <w:p>
@@ -444,7 +463,7 @@
           <w:b w:val="0"/>
           <w:sz w:val="21"/>
         </w:rPr>
-        <w:t>베트남 전쟁과 사회적 혼란으로 지쳐 있던 1970년대 초, 대중에게 카펜터스의 음악은 상처 입은 영혼을 어루만져 주는 가장 따스한 안식처였습니다. 라디오에서 흘러나오는 카렌의 목소리는 라디오 세대 청춘들에게는 풋풋한 사랑의 설렘이자 지나간 순수를 환기하는 서정시였으며, 시대의 우수를 걷어내는 가장 포근한 위로의 숨결이었습니다.</w:t>
+        <w:t>60년대의 급진적인 사회 변혁과 히피 문화가 저물고 공허와 피로감이 깃들던 70년대 초반, 이 음반은 상처받은 청춘들에게 무조건적인 위로를 건넸습니다. 라디오 전파를 타고 흘러나오던 카렌의 목소리는 당시 대중에게 잃어버린 순수와 따스했던 일상의 소중함을 일깨워 준 정서적 오아시스였습니다.</w:t>
       </w:r>
     </w:p>
     <w:p>
@@ -489,7 +508,7 @@
           <w:b w:val="0"/>
           <w:sz w:val="21"/>
         </w:rPr>
-        <w:t>듀오의 찬란한 서막을 알린 감미로운 발라드 ‘(They Long to Be) Close to You’, 영원한 결혼 축가이자 서정미의 극치인 ‘We've Only Just Begun’, 레온 러셀의 원곡을 비장미 넘치는 슬픔으로 재해석한 ‘Superstar’, 비 오는 날의 쓸쓸한 고독을 그린 ‘Rainy Days and Mondays’, 그리고 지난날의 라디오 음악을 향한 애수를 경쾌하게 담아낸 불후의 명곡 ‘Yesterday Once More’에 이르기까지, 모든 트랙이 황홀한 멜로디 라인과 깊은 서정성을 발산합니다.</w:t>
+        <w:t>듀오의 첫 전미 1위 곡이자 우아한 호른 솔로가 빛나는 ‘(They Long to Be) Close to You’, 비 오는 날의 쓸쓸함을 처연하게 길어 올린 ‘Rainy Days and Mondays’, 팝 발라드의 정점으로 꼽히는 ‘Superstar’, 찬란한 설렘을 안겨주는 ‘Top of the World’, 과거의 노스탤지어를 아련하게 노래하는 불멸의 명곡 ‘Yesterday Once More’ 등이 한 치의 빈틈도 없이 황홀하게 펼쳐집니다.</w:t>
       </w:r>
     </w:p>
     <w:p>
@@ -520,7 +539,7 @@
           <w:b w:val="0"/>
           <w:sz w:val="21"/>
         </w:rPr>
-        <w:t>LP의 그루브를 타는 카트리지가 카렌 카펜터의 숨결과 미세한 바이브레이션을 긁어낼 때 전해지는 질감은 디지털 음원이 흉내 낼 수 없는 깊은 온기를 품고 있습니다. 따뜻한 배음을 구현하는 진공관 앰프에 빈티지 스피커를 매칭하여 감상한다면, 카렌의 중저음 보컬이 지닌 벨벳 같은 두께감과 리처드가 직조한 풍성한 관현악의 공간감이 리스닝 룸 전체를 감싸 안는 경이로운 체험을 할 수 있습니다.</w:t>
+        <w:t>LP의 깊은 소리골을 통해 울려 퍼지는 카렌 카펜터의 중저음은 디지털 음원에서는 결코 느낄 수 없는 가슴 저린 밀도감과 온기를 품고 있습니다. 진공관 앰프의 부드러운 배음과 턴테이블의 아날로그 질감이 맞물릴 때, 마치 리스너의 바로 귓가에서 속삭이는 듯한 숨결과 현악 오케스트라의 풍성한 입체감을 가장 순수하게 만끽할 수 있습니다.</w:t>
       </w:r>
     </w:p>
     <w:p>
@@ -551,7 +570,7 @@
           <w:b w:val="0"/>
           <w:sz w:val="21"/>
         </w:rPr>
-        <w:t>전 세계 팝 애호가들의 필청반이자 아날로그 사운드의 진수를 고스란히 담아낸 게이트폴드 사양의 LP로서, 70년대 팝 음악의 황금기를 대변하는 역사적 소장품입니다. 카렌 카펜터의 천상적인 목소리가 깃든 이 오리지널 레코드는 세월이 흘러도 변치 않는 영원한 예술적 가치와 아날로그적 낭만을 소장자에게 선사합니다.</w:t>
+        <w:t>카펜터스 전성기의 모든 찬란한 순간들이 단 한 장의 바이닐에 오롯이 응축되어 있는 필청 음반입니다. 아날로그 녹음 기술의 황금기를 대표하는 뛰어난 음질과 더불어, 세월이 흘러도 가치가 바래지 않는 영원한 팝 클래식으로서 모든 LP 애호가의 서브에 반드시 자리해야 할 음반입니다.</w:t>
       </w:r>
     </w:p>
     <w:p>
@@ -565,7 +584,7 @@
           <w:color w:val="4338CA"/>
           <w:sz w:val="21"/>
         </w:rPr>
-        <w:t>이 음반을 통해 아날로그 바늘 끝에서 피어오르는 카렌 카펜터의 따스한 숨결과 리처드의 찬란한 선율이 전해주는 감동을 다시 한번 경험해 보시는 것은 어떨까요?</w:t>
+        <w:t>이 음반을 통해 세월이 흘러도 결코 퇴색하지 않는 카렌 카펜터의 맑고 애틋한 음성이 전해주는 감동을 다시 한번 경험해 보시는 것은 어떨까요?</w:t>
       </w:r>
     </w:p>
     <w:sectPr>
